--- a/docs/PLAN_PWA_OPERACION_OFFLINE.docx
+++ b/docs/PLAN_PWA_OPERACION_OFFLINE.docx
@@ -799,7 +799,7 @@
         <w:rPr>
           <w:rFonts w:ascii="Consolas" w:cs="Consolas" w:eastAsia="Consolas" w:hAnsi="Consolas"/>
         </w:rPr>
-        <w:t xml:space="preserve">| 4 | Pruebas manuales, Lighthouse, doc | **Parcial:** sin E2E offline; Lighthouse vía `docs/LIGHTHOUSE_PWA.md` |</w:t>
+        <w:t xml:space="preserve">| 4 | Pruebas manuales, Lighthouse, doc | **Parcial:** sin E2E offline; Lighthouse vía `docs/LIGHTHOUSE_PWA.md`; matriz móvil/PWA en curso (`docs/FASE_A_PRUEBAS_MOVIL_PWA.md`, fases A→B filtros Órdenes, etc.) |</w:t>
       </w:r>
     </w:p>
     <w:p>
